--- a/zaini_case_audit_output/outputs/word/documents/018_شكوى لدى المجلس الأعلى للقضاء ضد الدائرة. ـ —.docx
+++ b/zaini_case_audit_output/outputs/word/documents/018_شكوى لدى المجلس الأعلى للقضاء ضد الدائرة. ـ —.docx
@@ -51,6 +51,20 @@
           <w:i/>
         </w:rPr>
         <w:t>[مخرج آلي / Script Output - سماوي]  [مخرج آلي يحتاج مراجعة بشرية - وردي]</w:t>
+      </w:r>
+    </w:p>
+    <w:p>
+      <w:pPr>
+        <w:jc w:val="right"/>
+        <w:bidi/>
+      </w:pPr>
+      <w:r>
+        <w:rPr>
+          <w:b w:val="0"/>
+          <w:i/>
+          <w:color w:val="C00000"/>
+        </w:rPr>
+        <w:t>[نص ممسوح OCR صُحِّح ترتيبه آلياً — قد يحتوي أخطاء طفيفة]</w:t>
       </w:r>
     </w:p>
     <w:p/>
@@ -129,7 +143,7 @@
           <w:b w:val="0"/>
           <w:i w:val="0"/>
         </w:rPr>
-        <w:t>لا عوـــــــــضوم : لا ةعجارم لا يف يئاضق شيتفت بلط ميدقتل ءاضقلل ىلعلأا سلجم ةيضق</w:t>
+        <w:t>قضية مجلس األعلى للقضاء لتقديم طلب تفتيش قضائي في ال مراجعة ال : موضـــــــــوع ال</w:t>
       </w:r>
     </w:p>
     <w:p>
@@ -142,7 +156,7 @@
           <w:b w:val="0"/>
           <w:i w:val="0"/>
         </w:rPr>
-        <w:t>( مقر 42824717 و ) ميدقت رارق ىلع ىوكش ضفر ضقنلا بلط ( مقر 4611269596 يف )</w:t>
+        <w:t>( في 4611269596 رقم ) طلب النقض رفض شكوى على قرار تقديم ( و 42824717 رقم )</w:t>
       </w:r>
     </w:p>
     <w:p>
@@ -155,7 +169,7 @@
           <w:b w:val="0"/>
           <w:i w:val="0"/>
         </w:rPr>
-        <w:t>ةيضقلا مقر ( 4570310100 )</w:t>
+        <w:t>( 4570310100 ) رقم القضية</w:t>
       </w:r>
     </w:p>
     <w:p>
@@ -181,7 +195,7 @@
           <w:b w:val="0"/>
           <w:i w:val="0"/>
         </w:rPr>
-        <w:t>ـــــــــــــــــــــــــــــــــــــــــــــــــــــــــــــــــــــــــــــــــــــــــــــــــــــــــــــــــــــــــــــ ـــــــــــ عئاقولا زجوم ةعجارمب انمق ءاضقلل ىلعلأا سلجملا مويلا حابص – سيمخلا – 07 / 08 / 2025 م ل بلط ميدقت ةيلاكشإ نع ملاعتسلا يلإ راشملا ةيضقلا يف يئاضق شيتفت هلاعأ اه لا نم نكمتلا مدعل ارظن بلطلاب مدقت اينورتكلا انتدافإ تمت هيلع ؛ نأب دجوت ه وكش نيي قباس ةمدقم ا ةيضقلا فلم يف ةديقم و ، مقر ىوكش :مهلوأ 1990589 خيرات 18 / 06 / 1445 ـه ، و مهرخآ وكش : مقر ى : 243138211 خيرات 27 / 04 / 1446 ـه ، و ةدحتم ةدافلإا تناك يف نييوكشلا تصنو ىلع ا يلاتل : "ن ارتعلإا نأ مكديف ض ىلع ق امل قفو موكحم ماكحلأا ةداملا هترر 176 ةيعرشلا تاعفارملا ماظن نم ."</w:t>
+        <w:t>". من نظام المرافعات الشرعية 176 ررته المادة األحكام محكوم وفق لما ق على ض فيدكم أن اإلعترا ن" : لتالي ا على ونصت الشكويين في كانت اإلفادة متحدة و ، هـ 1446 / 04 / 27 تاريخ 243138211 : ى رقم : شكو آخرهم و ، هـ 1445 / 06 / 18 تاريخ 1990589 أولهم: شكوى رقم ، و مقيدة في ملف القضية ا مقدمة سابق يين شكو ه توجد بأن ؛ عليه تمت إفادتنا الكترونيا تقدم بالطلب نظرا لعدم التمكن من ال ها أعاله تفتيش قضائي في القضية المشار إلي الستعالم عن إشكالية تقديم طلب ل م 2025 / 08 / 07 – الخميس – صباح اليوم المجلس األعلى للقضاء قمنا بمراجعة موجز الوقائع ـــــــــــ ـــــــــــــــــــــــــــــــــــــــــــــــــــــــــــــــــــــــــــــــــــــــــــــــــــــــــــــــــــــــــــــ</w:t>
       </w:r>
     </w:p>
     <w:p>
@@ -207,7 +221,7 @@
           <w:b w:val="0"/>
           <w:i w:val="0"/>
         </w:rPr>
-        <w:t>ب امأ نأش وكش عفر ى ىلع ايلعلا ةمكحملا رارق ارتعلإا بلط يف ضقنلاب ض ،ضوفرملا فظوملا ةدافإ تناكف مم امل هلثا ه روكذم و هلاعأ .</w:t>
+        <w:t>. أعاله و مذكور ه اثله لما مم فكانت إفادة الموظف المرفوض، ض بالنقض في طلب اإلعترا قرار المحكمة العليا على ى رفع شكو شأن أما ب</w:t>
       </w:r>
     </w:p>
     <w:p>

--- a/zaini_case_audit_output/outputs/word/documents/018_شكوى لدى المجلس الأعلى للقضاء ضد الدائرة. ـ —.docx
+++ b/zaini_case_audit_output/outputs/word/documents/018_شكوى لدى المجلس الأعلى للقضاء ضد الدائرة. ـ —.docx
@@ -143,7 +143,7 @@
           <w:b w:val="0"/>
           <w:i w:val="0"/>
         </w:rPr>
-        <w:t>قضية مجلس األعلى للقضاء لتقديم طلب تفتيش قضائي في ال مراجعة ال : موضـــــــــوع ال</w:t>
+        <w:t>لا عوـــــــــضوم : لا ةعجارم لا يف يئاضق شيتفت بلط ميدقتل ءاضقلل ىلعلأا سلجم ةيضق</w:t>
       </w:r>
     </w:p>
     <w:p>
@@ -169,7 +169,7 @@
           <w:b w:val="0"/>
           <w:i w:val="0"/>
         </w:rPr>
-        <w:t>( 4570310100 ) رقم القضية</w:t>
+        <w:t>ةيضقلا مقر ( 4570310100 )</w:t>
       </w:r>
     </w:p>
     <w:p>
@@ -208,7 +208,7 @@
           <w:b w:val="0"/>
           <w:i w:val="0"/>
         </w:rPr>
-        <w:t>قت ،هيلع د انم حرشب انتيلاكشإ ف اينورتكلا بلطلا ميدقت ي انهيجوت مت و ب ا ميدقت ىوكشل انلكوم باسح قيرط نع ديدج نم دل ى ةصنملا ىرخأ هرم ، ح يف و ةهجاوم لا ةيلاكشلإا ىلإ هجتن اهتاذ حتف ةداعإ ىوكش ةقباس - راشأ فظوملا ب هجو ر ىوكشلا ىلإ صوصخلا مق 1990589 - قتلا و ذ للاخ نم تاءارجلإاب مد كل . و دنع بلط فظوملا موقي نأب ميلستب باطخلا تاقفرم و ه ،سلجملا سيئر هيلاعم ىلإ افأ د نأب اولبقتسي لا مه أي وأ تابطاخ يمسرلا ديربلا ذفنم ربع لاإ قاروأ يودي وأ ا دعب قي و ىوكشلا د دعوم زجح ل سيئرلا ةلباقم .</w:t>
+        <w:t>. مقابلة الرئيس ل حجز موعد د الشكوى و يق بعد ا أو يدوي أوراق إال عبر منفذ البريد الرسمي خاطبات أو يأ هم ال يستقبلوا بأن د أفا إلى معاليه رئيس المجلس، ه و مرفقات الخطاب بتسليم بأن يقوم الموظف طلب عند و . لك دم باإلجراءات من خالل ذ و التق - 1990589 قم الخصوص إلى الشكوى ر وجه ب الموظف أشار - سابقة شكوى إعادة فتح ذاتها نتجه إلى اإلشكالية ال مواجهة و في ح ، مره أخرى المنصة ى لد من جديد عن طريق حساب موكلنا لشكوى تقديم ا ب و تم توجيهنا ي تقديم الطلب الكترونيا ف إشكاليتنا بشرح منا د عليه، تق</w:t>
       </w:r>
     </w:p>
     <w:p>
@@ -234,7 +234,7 @@
           <w:b w:val="0"/>
           <w:i w:val="0"/>
         </w:rPr>
-        <w:t>،،،قيفوتلا يلو اللهو</w:t>
+        <w:t>وهللا ولي التوفيق،،،</w:t>
       </w:r>
     </w:p>
     <w:p>

--- a/zaini_case_audit_output/outputs/word/documents/018_شكوى لدى المجلس الأعلى للقضاء ضد الدائرة. ـ —.docx
+++ b/zaini_case_audit_output/outputs/word/documents/018_شكوى لدى المجلس الأعلى للقضاء ضد الدائرة. ـ —.docx
@@ -169,7 +169,7 @@
           <w:b w:val="0"/>
           <w:i w:val="0"/>
         </w:rPr>
-        <w:t>ةيضقلا مقر ( 4570310100 )</w:t>
+        <w:t>( 4570310100 ) رقم القضية</w:t>
       </w:r>
     </w:p>
     <w:p>

--- a/zaini_case_audit_output/outputs/word/documents/018_شكوى لدى المجلس الأعلى للقضاء ضد الدائرة. ـ —.docx
+++ b/zaini_case_audit_output/outputs/word/documents/018_شكوى لدى المجلس الأعلى للقضاء ضد الدائرة. ـ —.docx
@@ -70,40 +70,37 @@
     <w:p/>
     <w:p>
       <w:pPr>
+        <w:pStyle w:val="Heading2"/>
         <w:jc w:val="right"/>
         <w:bidi/>
       </w:pPr>
       <w:r>
-        <w:rPr>
-          <w:b w:val="0"/>
-          <w:i w:val="0"/>
-        </w:rPr>
+        <w:t>[المتن الفعلي: الوقائع / الأسباب / المنطوق] ===</w:t>
+        <w:br/>
         <w:t>LFSH Letterhead Template</w:t>
       </w:r>
     </w:p>
     <w:p>
       <w:pPr>
+        <w:pStyle w:val="Heading2"/>
         <w:jc w:val="right"/>
         <w:bidi/>
       </w:pPr>
       <w:r>
-        <w:rPr>
-          <w:b w:val="0"/>
-          <w:i w:val="0"/>
-        </w:rPr>
+        <w:t>[ترويسة / كليشة رسمية — معلومات متكررة] ===</w:t>
+        <w:br/>
         <w:t>ضاــــــــــــــيرـــــلا ــ يـــــــــــســـيـئرـــلا زـــــــكرــــملا ب.ص 1454 ضايرلا 11431 ت.س 1010328482 :فـــتاه 4792200 ـ 01 :ســــــــــكاف 4791717 ـ 01 Lfshriyadh@hejailanlaw.com يــــــــنورتكلا دـــــيرب ةـــــــــــيدوـــــــعـسلا ةــــــــــــيـبرـــــعـلا ةـــــــكـــلــمملا</w:t>
       </w:r>
     </w:p>
     <w:p>
       <w:pPr>
+        <w:pStyle w:val="Heading2"/>
         <w:jc w:val="right"/>
         <w:bidi/>
       </w:pPr>
       <w:r>
-        <w:rPr>
-          <w:b w:val="0"/>
-          <w:i w:val="0"/>
-        </w:rPr>
+        <w:t>[المتن الفعلي: الوقائع / الأسباب / المنطوق] ===</w:t>
+        <w:br/>
         <w:t>ريرقت</w:t>
       </w:r>
     </w:p>
@@ -200,27 +197,25 @@
     </w:p>
     <w:p>
       <w:pPr>
+        <w:pStyle w:val="Heading2"/>
         <w:jc w:val="right"/>
         <w:bidi/>
       </w:pPr>
       <w:r>
-        <w:rPr>
-          <w:b w:val="0"/>
-          <w:i w:val="0"/>
-        </w:rPr>
+        <w:t>[الطلبات / المرفقات] ===</w:t>
+        <w:br/>
         <w:t>. مقابلة الرئيس ل حجز موعد د الشكوى و يق بعد ا أو يدوي أوراق إال عبر منفذ البريد الرسمي خاطبات أو يأ هم ال يستقبلوا بأن د أفا إلى معاليه رئيس المجلس، ه و مرفقات الخطاب بتسليم بأن يقوم الموظف طلب عند و . لك دم باإلجراءات من خالل ذ و التق - 1990589 قم الخصوص إلى الشكوى ر وجه ب الموظف أشار - سابقة شكوى إعادة فتح ذاتها نتجه إلى اإلشكالية ال مواجهة و في ح ، مره أخرى المنصة ى لد من جديد عن طريق حساب موكلنا لشكوى تقديم ا ب و تم توجيهنا ي تقديم الطلب الكترونيا ف إشكاليتنا بشرح منا د عليه، تق</w:t>
       </w:r>
     </w:p>
     <w:p>
       <w:pPr>
+        <w:pStyle w:val="Heading2"/>
         <w:jc w:val="right"/>
         <w:bidi/>
       </w:pPr>
       <w:r>
-        <w:rPr>
-          <w:b w:val="0"/>
-          <w:i w:val="0"/>
-        </w:rPr>
+        <w:t>[المتن الفعلي: الوقائع / الأسباب / المنطوق] ===</w:t>
+        <w:br/>
         <w:t>. أعاله و مذكور ه اثله لما مم فكانت إفادة الموظف المرفوض، ض بالنقض في طلب اإلعترا قرار المحكمة العليا على ى رفع شكو شأن أما ب</w:t>
       </w:r>
     </w:p>

--- a/zaini_case_audit_output/outputs/word/documents/018_شكوى لدى المجلس الأعلى للقضاء ضد الدائرة. ـ —.docx
+++ b/zaini_case_audit_output/outputs/word/documents/018_شكوى لدى المجلس الأعلى للقضاء ضد الدائرة. ـ —.docx
@@ -140,7 +140,7 @@
           <w:b w:val="0"/>
           <w:i w:val="0"/>
         </w:rPr>
-        <w:t>لا عوـــــــــضوم : لا ةعجارم لا يف يئاضق شيتفت بلط ميدقتل ءاضقلل ىلعلأا سلجم ةيضق</w:t>
+        <w:t>قضية مجلس األعلى للقضاء لتقديم طلب تفتيش قضائي في ال مراجعة ال : موضـــــــــوع ال</w:t>
       </w:r>
     </w:p>
     <w:p>

--- a/zaini_case_audit_output/outputs/word/documents/018_شكوى لدى المجلس الأعلى للقضاء ضد الدائرة. ـ —.docx
+++ b/zaini_case_audit_output/outputs/word/documents/018_شكوى لدى المجلس الأعلى للقضاء ضد الدائرة. ـ —.docx
@@ -114,7 +114,7 @@
           <w:b w:val="0"/>
           <w:i w:val="0"/>
         </w:rPr>
-        <w:t>:موــــــــــــــــيلا لا سيمخ 1447/02/13 ـه قفاوملا 2025/08/07 م.</w:t>
+        <w:t>.م 2025/08/07 الموافق هـ 1447/02/13 خميس ال اليــــــــــــــــوم:</w:t>
       </w:r>
     </w:p>
     <w:p>
